--- a/Papers/IEEE_Pneumonia_CAEPPF_Final.docx
+++ b/Papers/IEEE_Pneumonia_CAEPPF_Final.docx
@@ -9,48 +9,42 @@
       </w:pPr>
       <w:r>
         <w:rPr>
-          <w:rFonts w:ascii="Arial" w:eastAsia="Arial" w:hAnsi="Arial" w:cs="Arial"/>
           <w:b/>
           <w:bCs/>
-          <w:color w:val="003366"/>
+          <w:sz w:val="48"/>
+          <w:szCs w:val="48"/>
+        </w:rPr>
+        <w:t>A Comparative Machine Learning Framework for</w:t>
+      </w:r>
+    </w:p>
+    <w:p>
+      <w:pPr>
+        <w:spacing w:after="60"/>
+        <w:jc w:val="center"/>
+      </w:pPr>
+      <w:r>
+        <w:rPr>
+          <w:b/>
+          <w:bCs/>
+          <w:sz w:val="48"/>
+          <w:szCs w:val="48"/>
+        </w:rPr>
+        <w:t>Predicting Childhood Pneumonia Prevalence:</w:t>
+      </w:r>
+    </w:p>
+    <w:p>
+      <w:pPr>
+        <w:spacing w:before="40" w:after="120"/>
+        <w:jc w:val="center"/>
+      </w:pPr>
+      <w:r>
+        <w:rPr>
+          <w:b/>
+          <w:bCs/>
           <w:sz w:val="28"/>
           <w:szCs w:val="28"/>
         </w:rPr>
-        <w:t>A Community-Aware Explainable Machine Learning Framework for Childhood Pneumonia Prediction:</w:t>
-      </w:r>
-    </w:p>
-    <w:p>
-      <w:pPr>
-        <w:spacing w:after="60"/>
-        <w:jc w:val="center"/>
-      </w:pPr>
-      <w:r>
-        <w:rPr>
-          <w:rFonts w:ascii="Arial" w:eastAsia="Arial" w:hAnsi="Arial" w:cs="Arial"/>
-          <w:b/>
-          <w:bCs/>
-          <w:color w:val="003366"/>
-          <w:sz w:val="28"/>
-          <w:szCs w:val="28"/>
-        </w:rPr>
-        <w:t>Feature Ablation, CERS Optimization, Calibration, Decision Curve Analysis,</w:t>
-      </w:r>
-    </w:p>
-    <w:p>
-      <w:pPr>
-        <w:spacing w:after="80"/>
-        <w:jc w:val="center"/>
-      </w:pPr>
-      <w:r>
-        <w:rPr>
-          <w:rFonts w:ascii="Arial" w:eastAsia="Arial" w:hAnsi="Arial" w:cs="Arial"/>
-          <w:b/>
-          <w:bCs/>
-          <w:color w:val="003366"/>
-          <w:sz w:val="28"/>
-          <w:szCs w:val="28"/>
-        </w:rPr>
-        <w:t>and Fairness Evaluation for LMIC Community Screening</w:t>
+        <w:t>Integrating Household Crowding, Vaccination Status, and Passive Smoking as Socio-Environmental Determinants</w:t>
       </w:r>
     </w:p>
     <w:p>
@@ -90,21 +84,6 @@
     </w:p>
     <w:p>
       <w:pPr>
-        <w:spacing w:after="180"/>
-        <w:jc w:val="center"/>
-      </w:pPr>
-      <w:r>
-        <w:rPr>
-          <w:rFonts w:ascii="Arial" w:eastAsia="Arial" w:hAnsi="Arial" w:cs="Arial"/>
-          <w:i/>
-          <w:iCs/>
-          <w:color w:val="555555"/>
-        </w:rPr>
-        <w:t>Department of [Your Department] — [Your University] — [City, Country]</w:t>
-      </w:r>
-    </w:p>
-    <w:p>
-      <w:pPr>
         <w:pStyle w:val="Heading1"/>
       </w:pPr>
       <w:r>
@@ -196,14 +175,14 @@
         <w:rPr>
           <w:rFonts w:cs="Times New Roman"/>
         </w:rPr>
-        <w:t xml:space="preserve">This paper addresses all four gaps simultaneously through the Community-Aware Explainable Pneumonia Prediction Framework (CAEPPF) — an integrated research and deployment framework built on a clinical pediatric dataset of 799 children. The framework is named to reflect its three distinguishing properties: community-awareness (explicit encoding and quantification of household crowding, vaccination, and passive smoking as structured ML features), explainability (grouped SHAP importance, dependence plots, and individual waterfall explanations), and prediction (a calibrated, statistically validated multi-algorithm benchmarking with clinical decision support output). CAEPPF represents the first ML framework for pediatric pneumonia to simultaneously report </w:t>
+        <w:t xml:space="preserve">This paper addresses all four gaps simultaneously through the Community-Aware Explainable Pneumonia Prediction Framework (CAEPPF) — an integrated research and deployment framework built on a clinical pediatric dataset of 799 children. The framework is named to reflect its three distinguishing properties: community-awareness (explicit encoding and quantification of household crowding, vaccination, and passive smoking as structured ML features), explainability (grouped SHAP importance, dependence plots, and individual waterfall explanations), and prediction (a calibrated, statistically validated multi-algorithm benchmarking with </w:t>
       </w:r>
       <w:r>
         <w:rPr>
           <w:rFonts w:cs="Times New Roman"/>
         </w:rPr>
         <w:lastRenderedPageBreak/>
-        <w:t>feature ablation results, CERS weight optimization, probability calibration, decision curve analysis, DeLong/McNemar statistical tests, subgroup fairness analysis, SHAP dependence plots, and sensitivity analysis.</w:t>
+        <w:t>clinical decision support output). CAEPPF represents the first ML framework for pediatric pneumonia to simultaneously report feature ablation results, CERS weight optimization, probability calibration, decision curve analysis, DeLong/McNemar statistical tests, subgroup fairness analysis, SHAP dependence plots, and sensitivity analysis.</w:t>
       </w:r>
     </w:p>
     <w:p>
@@ -479,6 +458,7 @@
         <w:pStyle w:val="Heading1"/>
       </w:pPr>
       <w:r>
+        <w:lastRenderedPageBreak/>
         <w:t>III. METHODOLOGY</w:t>
       </w:r>
     </w:p>
@@ -487,7 +467,6 @@
         <w:pStyle w:val="Heading2"/>
       </w:pPr>
       <w:r>
-        <w:lastRenderedPageBreak/>
         <w:t>A. Ethics Statement</w:t>
       </w:r>
     </w:p>
@@ -692,14 +671,8 @@
         <w:rPr>
           <w:rFonts w:cs="Times New Roman"/>
         </w:rPr>
-        <w:t xml:space="preserve">Calibration was assessed using calibration curves (fraction of positives vs. mean predicted probability, 10 uniform bins), Brier Score (mean squared probability error, lower = better), and Expected Calibration Error (ECE, probability-weighted mean |accuracy − </w:t>
-      </w:r>
-      <w:r>
-        <w:rPr>
-          <w:rFonts w:cs="Times New Roman"/>
-        </w:rPr>
         <w:lastRenderedPageBreak/>
-        <w:t>confidence|). Well-calibrated models are essential for clinical deployment since the absolute probability output drives triage decisions — a model predicting 80% risk should observe approximately 80% positive outcomes in that probability bin.</w:t>
+        <w:t>Calibration was assessed using calibration curves (fraction of positives vs. mean predicted probability, 10 uniform bins), Brier Score (mean squared probability error, lower = better), and Expected Calibration Error (ECE, probability-weighted mean |accuracy − confidence|). Well-calibrated models are essential for clinical deployment since the absolute probability output drives triage decisions — a model predicting 80% risk should observe approximately 80% positive outcomes in that probability bin.</w:t>
       </w:r>
     </w:p>
     <w:p>
@@ -864,12 +837,6 @@
         <w:gridCol w:w="1297"/>
       </w:tblGrid>
       <w:tr>
-        <w:tblPrEx>
-          <w:tblCellMar>
-            <w:top w:w="0" w:type="dxa"/>
-            <w:bottom w:w="0" w:type="dxa"/>
-          </w:tblCellMar>
-        </w:tblPrEx>
         <w:tc>
           <w:tcPr>
             <w:tcW w:w="600" w:type="dxa"/>
@@ -1082,12 +1049,6 @@
         </w:tc>
       </w:tr>
       <w:tr>
-        <w:tblPrEx>
-          <w:tblCellMar>
-            <w:top w:w="0" w:type="dxa"/>
-            <w:bottom w:w="0" w:type="dxa"/>
-          </w:tblCellMar>
-        </w:tblPrEx>
         <w:tc>
           <w:tcPr>
             <w:tcW w:w="600" w:type="dxa"/>
@@ -1272,12 +1233,6 @@
         </w:tc>
       </w:tr>
       <w:tr>
-        <w:tblPrEx>
-          <w:tblCellMar>
-            <w:top w:w="0" w:type="dxa"/>
-            <w:bottom w:w="0" w:type="dxa"/>
-          </w:tblCellMar>
-        </w:tblPrEx>
         <w:tc>
           <w:tcPr>
             <w:tcW w:w="600" w:type="dxa"/>
@@ -1462,12 +1417,6 @@
         </w:tc>
       </w:tr>
       <w:tr>
-        <w:tblPrEx>
-          <w:tblCellMar>
-            <w:top w:w="0" w:type="dxa"/>
-            <w:bottom w:w="0" w:type="dxa"/>
-          </w:tblCellMar>
-        </w:tblPrEx>
         <w:tc>
           <w:tcPr>
             <w:tcW w:w="600" w:type="dxa"/>
@@ -1652,12 +1601,6 @@
         </w:tc>
       </w:tr>
       <w:tr>
-        <w:tblPrEx>
-          <w:tblCellMar>
-            <w:top w:w="0" w:type="dxa"/>
-            <w:bottom w:w="0" w:type="dxa"/>
-          </w:tblCellMar>
-        </w:tblPrEx>
         <w:tc>
           <w:tcPr>
             <w:tcW w:w="600" w:type="dxa"/>
@@ -1842,12 +1785,6 @@
         </w:tc>
       </w:tr>
       <w:tr>
-        <w:tblPrEx>
-          <w:tblCellMar>
-            <w:top w:w="0" w:type="dxa"/>
-            <w:bottom w:w="0" w:type="dxa"/>
-          </w:tblCellMar>
-        </w:tblPrEx>
         <w:tc>
           <w:tcPr>
             <w:tcW w:w="600" w:type="dxa"/>
@@ -2069,14 +2006,14 @@
         <w:rPr>
           <w:rFonts w:cs="Times New Roman"/>
         </w:rPr>
-        <w:t xml:space="preserve">The clinical-only baseline (Experiment A) achieved CV-AUC=0.861, confirming that clinical biomarkers and signs provide a strong predictive foundation. Adding socio-environmental variables (Experiment C) produced the largest single-category gain (+0.018), marginally exceeding the vaccination increment (+0.013) and demographic increment (+0.011). The full 28-feature model (Experiment E) achieved CV-AUC=0.887, a total gain of +0.026 AUC points. The socio-environmental increment of +1.8 AUC points is clinically meaningful and achieved using only five variables — household size, persons-per-room, passive smoking, Vitamin A supplementation, and number of rooms — all collectable by CHWs without laboratory equipment. This finding provides </w:t>
+        <w:t xml:space="preserve">The clinical-only baseline (Experiment A) achieved CV-AUC=0.861, confirming that clinical biomarkers and signs provide a strong predictive foundation. Adding socio-environmental variables (Experiment C) produced the largest single-category gain (+0.018), marginally exceeding the vaccination increment (+0.013) and demographic increment (+0.011). The full 28-feature model (Experiment E) achieved CV-AUC=0.887, a total gain of +0.026 AUC points. The socio-environmental increment of +1.8 AUC </w:t>
       </w:r>
       <w:r>
         <w:rPr>
           <w:rFonts w:cs="Times New Roman"/>
         </w:rPr>
         <w:lastRenderedPageBreak/>
-        <w:t>the first rigorous quantitative evidence that socio-environmental determinants add measurable, reproducible predictive signal to a clinical biomarker baseline in pediatric pneumonia prediction.</w:t>
+        <w:t>points is clinically meaningful and achieved using only five variables — household size, persons-per-room, passive smoking, Vitamin A supplementation, and number of rooms — all collectable by CHWs without laboratory equipment. This finding provides the first rigorous quantitative evidence that socio-environmental determinants add measurable, reproducible predictive signal to a clinical biomarker baseline in pediatric pneumonia prediction.</w:t>
       </w:r>
     </w:p>
     <w:p>
@@ -2149,12 +2086,6 @@
         <w:gridCol w:w="1900"/>
       </w:tblGrid>
       <w:tr>
-        <w:tblPrEx>
-          <w:tblCellMar>
-            <w:top w:w="0" w:type="dxa"/>
-            <w:bottom w:w="0" w:type="dxa"/>
-          </w:tblCellMar>
-        </w:tblPrEx>
         <w:tc>
           <w:tcPr>
             <w:tcW w:w="1800" w:type="dxa"/>
@@ -2402,12 +2333,6 @@
         </w:tc>
       </w:tr>
       <w:tr>
-        <w:tblPrEx>
-          <w:tblCellMar>
-            <w:top w:w="0" w:type="dxa"/>
-            <w:bottom w:w="0" w:type="dxa"/>
-          </w:tblCellMar>
-        </w:tblPrEx>
         <w:tc>
           <w:tcPr>
             <w:tcW w:w="1800" w:type="dxa"/>
@@ -2630,12 +2555,6 @@
         </w:tc>
       </w:tr>
       <w:tr>
-        <w:tblPrEx>
-          <w:tblCellMar>
-            <w:top w:w="0" w:type="dxa"/>
-            <w:bottom w:w="0" w:type="dxa"/>
-          </w:tblCellMar>
-        </w:tblPrEx>
         <w:tc>
           <w:tcPr>
             <w:tcW w:w="1800" w:type="dxa"/>
@@ -2858,12 +2777,6 @@
         </w:tc>
       </w:tr>
       <w:tr>
-        <w:tblPrEx>
-          <w:tblCellMar>
-            <w:top w:w="0" w:type="dxa"/>
-            <w:bottom w:w="0" w:type="dxa"/>
-          </w:tblCellMar>
-        </w:tblPrEx>
         <w:tc>
           <w:tcPr>
             <w:tcW w:w="1800" w:type="dxa"/>
@@ -3086,12 +2999,6 @@
         </w:tc>
       </w:tr>
       <w:tr>
-        <w:tblPrEx>
-          <w:tblCellMar>
-            <w:top w:w="0" w:type="dxa"/>
-            <w:bottom w:w="0" w:type="dxa"/>
-          </w:tblCellMar>
-        </w:tblPrEx>
         <w:tc>
           <w:tcPr>
             <w:tcW w:w="1800" w:type="dxa"/>
@@ -3308,12 +3215,6 @@
         </w:tc>
       </w:tr>
       <w:tr>
-        <w:tblPrEx>
-          <w:tblCellMar>
-            <w:top w:w="0" w:type="dxa"/>
-            <w:bottom w:w="0" w:type="dxa"/>
-          </w:tblCellMar>
-        </w:tblPrEx>
         <w:tc>
           <w:tcPr>
             <w:tcW w:w="1800" w:type="dxa"/>
@@ -3530,12 +3431,6 @@
         </w:tc>
       </w:tr>
       <w:tr>
-        <w:tblPrEx>
-          <w:tblCellMar>
-            <w:top w:w="0" w:type="dxa"/>
-            <w:bottom w:w="0" w:type="dxa"/>
-          </w:tblCellMar>
-        </w:tblPrEx>
         <w:tc>
           <w:tcPr>
             <w:tcW w:w="1800" w:type="dxa"/>
@@ -3752,12 +3647,6 @@
         </w:tc>
       </w:tr>
       <w:tr>
-        <w:tblPrEx>
-          <w:tblCellMar>
-            <w:top w:w="0" w:type="dxa"/>
-            <w:bottom w:w="0" w:type="dxa"/>
-          </w:tblCellMar>
-        </w:tblPrEx>
         <w:tc>
           <w:tcPr>
             <w:tcW w:w="1800" w:type="dxa"/>
@@ -3974,12 +3863,6 @@
         </w:tc>
       </w:tr>
       <w:tr>
-        <w:tblPrEx>
-          <w:tblCellMar>
-            <w:top w:w="0" w:type="dxa"/>
-            <w:bottom w:w="0" w:type="dxa"/>
-          </w:tblCellMar>
-        </w:tblPrEx>
         <w:tc>
           <w:tcPr>
             <w:tcW w:w="1800" w:type="dxa"/>
@@ -4196,12 +4079,6 @@
         </w:tc>
       </w:tr>
       <w:tr>
-        <w:tblPrEx>
-          <w:tblCellMar>
-            <w:top w:w="0" w:type="dxa"/>
-            <w:bottom w:w="0" w:type="dxa"/>
-          </w:tblCellMar>
-        </w:tblPrEx>
         <w:tc>
           <w:tcPr>
             <w:tcW w:w="1800" w:type="dxa"/>
@@ -4418,12 +4295,6 @@
         </w:tc>
       </w:tr>
       <w:tr>
-        <w:tblPrEx>
-          <w:tblCellMar>
-            <w:top w:w="0" w:type="dxa"/>
-            <w:bottom w:w="0" w:type="dxa"/>
-          </w:tblCellMar>
-        </w:tblPrEx>
         <w:tc>
           <w:tcPr>
             <w:tcW w:w="1800" w:type="dxa"/>
@@ -4640,12 +4511,6 @@
         </w:tc>
       </w:tr>
       <w:tr>
-        <w:tblPrEx>
-          <w:tblCellMar>
-            <w:top w:w="0" w:type="dxa"/>
-            <w:bottom w:w="0" w:type="dxa"/>
-          </w:tblCellMar>
-        </w:tblPrEx>
         <w:tc>
           <w:tcPr>
             <w:tcW w:w="1800" w:type="dxa"/>
@@ -5184,12 +5049,6 @@
         <w:gridCol w:w="1680"/>
       </w:tblGrid>
       <w:tr>
-        <w:tblPrEx>
-          <w:tblCellMar>
-            <w:top w:w="0" w:type="dxa"/>
-            <w:bottom w:w="0" w:type="dxa"/>
-          </w:tblCellMar>
-        </w:tblPrEx>
         <w:tc>
           <w:tcPr>
             <w:tcW w:w="3000" w:type="dxa"/>
@@ -5367,12 +5226,6 @@
         </w:tc>
       </w:tr>
       <w:tr>
-        <w:tblPrEx>
-          <w:tblCellMar>
-            <w:top w:w="0" w:type="dxa"/>
-            <w:bottom w:w="0" w:type="dxa"/>
-          </w:tblCellMar>
-        </w:tblPrEx>
         <w:tc>
           <w:tcPr>
             <w:tcW w:w="3000" w:type="dxa"/>
@@ -5524,12 +5377,6 @@
         </w:tc>
       </w:tr>
       <w:tr>
-        <w:tblPrEx>
-          <w:tblCellMar>
-            <w:top w:w="0" w:type="dxa"/>
-            <w:bottom w:w="0" w:type="dxa"/>
-          </w:tblCellMar>
-        </w:tblPrEx>
         <w:tc>
           <w:tcPr>
             <w:tcW w:w="3000" w:type="dxa"/>
@@ -5681,12 +5528,6 @@
         </w:tc>
       </w:tr>
       <w:tr>
-        <w:tblPrEx>
-          <w:tblCellMar>
-            <w:top w:w="0" w:type="dxa"/>
-            <w:bottom w:w="0" w:type="dxa"/>
-          </w:tblCellMar>
-        </w:tblPrEx>
         <w:tc>
           <w:tcPr>
             <w:tcW w:w="3000" w:type="dxa"/>
@@ -5838,12 +5679,6 @@
         </w:tc>
       </w:tr>
       <w:tr>
-        <w:tblPrEx>
-          <w:tblCellMar>
-            <w:top w:w="0" w:type="dxa"/>
-            <w:bottom w:w="0" w:type="dxa"/>
-          </w:tblCellMar>
-        </w:tblPrEx>
         <w:tc>
           <w:tcPr>
             <w:tcW w:w="3000" w:type="dxa"/>
@@ -5995,12 +5830,6 @@
         </w:tc>
       </w:tr>
       <w:tr>
-        <w:tblPrEx>
-          <w:tblCellMar>
-            <w:top w:w="0" w:type="dxa"/>
-            <w:bottom w:w="0" w:type="dxa"/>
-          </w:tblCellMar>
-        </w:tblPrEx>
         <w:tc>
           <w:tcPr>
             <w:tcW w:w="3000" w:type="dxa"/>
@@ -6152,12 +5981,6 @@
         </w:tc>
       </w:tr>
       <w:tr>
-        <w:tblPrEx>
-          <w:tblCellMar>
-            <w:top w:w="0" w:type="dxa"/>
-            <w:bottom w:w="0" w:type="dxa"/>
-          </w:tblCellMar>
-        </w:tblPrEx>
         <w:tc>
           <w:tcPr>
             <w:tcW w:w="3000" w:type="dxa"/>
@@ -6484,12 +6307,6 @@
         <w:gridCol w:w="2560"/>
       </w:tblGrid>
       <w:tr>
-        <w:tblPrEx>
-          <w:tblCellMar>
-            <w:top w:w="0" w:type="dxa"/>
-            <w:bottom w:w="0" w:type="dxa"/>
-          </w:tblCellMar>
-        </w:tblPrEx>
         <w:tc>
           <w:tcPr>
             <w:tcW w:w="2800" w:type="dxa"/>
@@ -6632,12 +6449,6 @@
         </w:tc>
       </w:tr>
       <w:tr>
-        <w:tblPrEx>
-          <w:tblCellMar>
-            <w:top w:w="0" w:type="dxa"/>
-            <w:bottom w:w="0" w:type="dxa"/>
-          </w:tblCellMar>
-        </w:tblPrEx>
         <w:tc>
           <w:tcPr>
             <w:tcW w:w="2800" w:type="dxa"/>
@@ -6764,12 +6575,6 @@
         </w:tc>
       </w:tr>
       <w:tr>
-        <w:tblPrEx>
-          <w:tblCellMar>
-            <w:top w:w="0" w:type="dxa"/>
-            <w:bottom w:w="0" w:type="dxa"/>
-          </w:tblCellMar>
-        </w:tblPrEx>
         <w:tc>
           <w:tcPr>
             <w:tcW w:w="2800" w:type="dxa"/>
@@ -6890,12 +6695,6 @@
         </w:tc>
       </w:tr>
       <w:tr>
-        <w:tblPrEx>
-          <w:tblCellMar>
-            <w:top w:w="0" w:type="dxa"/>
-            <w:bottom w:w="0" w:type="dxa"/>
-          </w:tblCellMar>
-        </w:tblPrEx>
         <w:tc>
           <w:tcPr>
             <w:tcW w:w="2800" w:type="dxa"/>
@@ -7016,12 +6815,6 @@
         </w:tc>
       </w:tr>
       <w:tr>
-        <w:tblPrEx>
-          <w:tblCellMar>
-            <w:top w:w="0" w:type="dxa"/>
-            <w:bottom w:w="0" w:type="dxa"/>
-          </w:tblCellMar>
-        </w:tblPrEx>
         <w:tc>
           <w:tcPr>
             <w:tcW w:w="2800" w:type="dxa"/>
@@ -7680,12 +7473,6 @@
         <w:gridCol w:w="3023"/>
       </w:tblGrid>
       <w:tr>
-        <w:tblPrEx>
-          <w:tblCellMar>
-            <w:top w:w="0" w:type="dxa"/>
-            <w:bottom w:w="0" w:type="dxa"/>
-          </w:tblCellMar>
-        </w:tblPrEx>
         <w:tc>
           <w:tcPr>
             <w:tcW w:w="3100" w:type="dxa"/>
@@ -7794,12 +7581,6 @@
         </w:tc>
       </w:tr>
       <w:tr>
-        <w:tblPrEx>
-          <w:tblCellMar>
-            <w:top w:w="0" w:type="dxa"/>
-            <w:bottom w:w="0" w:type="dxa"/>
-          </w:tblCellMar>
-        </w:tblPrEx>
         <w:tc>
           <w:tcPr>
             <w:tcW w:w="3100" w:type="dxa"/>
@@ -7891,12 +7672,6 @@
         </w:tc>
       </w:tr>
       <w:tr>
-        <w:tblPrEx>
-          <w:tblCellMar>
-            <w:top w:w="0" w:type="dxa"/>
-            <w:bottom w:w="0" w:type="dxa"/>
-          </w:tblCellMar>
-        </w:tblPrEx>
         <w:tc>
           <w:tcPr>
             <w:tcW w:w="3100" w:type="dxa"/>
@@ -7988,12 +7763,6 @@
         </w:tc>
       </w:tr>
       <w:tr>
-        <w:tblPrEx>
-          <w:tblCellMar>
-            <w:top w:w="0" w:type="dxa"/>
-            <w:bottom w:w="0" w:type="dxa"/>
-          </w:tblCellMar>
-        </w:tblPrEx>
         <w:tc>
           <w:tcPr>
             <w:tcW w:w="3100" w:type="dxa"/>
@@ -8085,12 +7854,6 @@
         </w:tc>
       </w:tr>
       <w:tr>
-        <w:tblPrEx>
-          <w:tblCellMar>
-            <w:top w:w="0" w:type="dxa"/>
-            <w:bottom w:w="0" w:type="dxa"/>
-          </w:tblCellMar>
-        </w:tblPrEx>
         <w:tc>
           <w:tcPr>
             <w:tcW w:w="3100" w:type="dxa"/>
@@ -8182,12 +7945,6 @@
         </w:tc>
       </w:tr>
       <w:tr>
-        <w:tblPrEx>
-          <w:tblCellMar>
-            <w:top w:w="0" w:type="dxa"/>
-            <w:bottom w:w="0" w:type="dxa"/>
-          </w:tblCellMar>
-        </w:tblPrEx>
         <w:tc>
           <w:tcPr>
             <w:tcW w:w="3100" w:type="dxa"/>
@@ -8277,12 +8034,6 @@
         </w:tc>
       </w:tr>
       <w:tr>
-        <w:tblPrEx>
-          <w:tblCellMar>
-            <w:top w:w="0" w:type="dxa"/>
-            <w:bottom w:w="0" w:type="dxa"/>
-          </w:tblCellMar>
-        </w:tblPrEx>
         <w:tc>
           <w:tcPr>
             <w:tcW w:w="3100" w:type="dxa"/>
@@ -8374,12 +8125,6 @@
         </w:tc>
       </w:tr>
       <w:tr>
-        <w:tblPrEx>
-          <w:tblCellMar>
-            <w:top w:w="0" w:type="dxa"/>
-            <w:bottom w:w="0" w:type="dxa"/>
-          </w:tblCellMar>
-        </w:tblPrEx>
         <w:tc>
           <w:tcPr>
             <w:tcW w:w="3100" w:type="dxa"/>
@@ -8471,12 +8216,6 @@
         </w:tc>
       </w:tr>
       <w:tr>
-        <w:tblPrEx>
-          <w:tblCellMar>
-            <w:top w:w="0" w:type="dxa"/>
-            <w:bottom w:w="0" w:type="dxa"/>
-          </w:tblCellMar>
-        </w:tblPrEx>
         <w:tc>
           <w:tcPr>
             <w:tcW w:w="3100" w:type="dxa"/>
@@ -8568,12 +8307,6 @@
         </w:tc>
       </w:tr>
       <w:tr>
-        <w:tblPrEx>
-          <w:tblCellMar>
-            <w:top w:w="0" w:type="dxa"/>
-            <w:bottom w:w="0" w:type="dxa"/>
-          </w:tblCellMar>
-        </w:tblPrEx>
         <w:tc>
           <w:tcPr>
             <w:tcW w:w="3100" w:type="dxa"/>
@@ -8665,12 +8398,6 @@
         </w:tc>
       </w:tr>
       <w:tr>
-        <w:tblPrEx>
-          <w:tblCellMar>
-            <w:top w:w="0" w:type="dxa"/>
-            <w:bottom w:w="0" w:type="dxa"/>
-          </w:tblCellMar>
-        </w:tblPrEx>
         <w:tc>
           <w:tcPr>
             <w:tcW w:w="3100" w:type="dxa"/>
@@ -8762,12 +8489,6 @@
         </w:tc>
       </w:tr>
       <w:tr>
-        <w:tblPrEx>
-          <w:tblCellMar>
-            <w:top w:w="0" w:type="dxa"/>
-            <w:bottom w:w="0" w:type="dxa"/>
-          </w:tblCellMar>
-        </w:tblPrEx>
         <w:tc>
           <w:tcPr>
             <w:tcW w:w="3100" w:type="dxa"/>
@@ -8857,12 +8578,6 @@
         </w:tc>
       </w:tr>
       <w:tr>
-        <w:tblPrEx>
-          <w:tblCellMar>
-            <w:top w:w="0" w:type="dxa"/>
-            <w:bottom w:w="0" w:type="dxa"/>
-          </w:tblCellMar>
-        </w:tblPrEx>
         <w:tc>
           <w:tcPr>
             <w:tcW w:w="3100" w:type="dxa"/>
@@ -9282,12 +8997,6 @@
         <w:gridCol w:w="3216"/>
       </w:tblGrid>
       <w:tr>
-        <w:tblPrEx>
-          <w:tblCellMar>
-            <w:top w:w="0" w:type="dxa"/>
-            <w:bottom w:w="0" w:type="dxa"/>
-          </w:tblCellMar>
-        </w:tblPrEx>
         <w:tc>
           <w:tcPr>
             <w:tcW w:w="2600" w:type="dxa"/>
@@ -9465,12 +9174,6 @@
         </w:tc>
       </w:tr>
       <w:tr>
-        <w:tblPrEx>
-          <w:tblCellMar>
-            <w:top w:w="0" w:type="dxa"/>
-            <w:bottom w:w="0" w:type="dxa"/>
-          </w:tblCellMar>
-        </w:tblPrEx>
         <w:tc>
           <w:tcPr>
             <w:tcW w:w="2600" w:type="dxa"/>
@@ -9622,12 +9325,6 @@
         </w:tc>
       </w:tr>
       <w:tr>
-        <w:tblPrEx>
-          <w:tblCellMar>
-            <w:top w:w="0" w:type="dxa"/>
-            <w:bottom w:w="0" w:type="dxa"/>
-          </w:tblCellMar>
-        </w:tblPrEx>
         <w:tc>
           <w:tcPr>
             <w:tcW w:w="2600" w:type="dxa"/>
@@ -9779,12 +9476,6 @@
         </w:tc>
       </w:tr>
       <w:tr>
-        <w:tblPrEx>
-          <w:tblCellMar>
-            <w:top w:w="0" w:type="dxa"/>
-            <w:bottom w:w="0" w:type="dxa"/>
-          </w:tblCellMar>
-        </w:tblPrEx>
         <w:tc>
           <w:tcPr>
             <w:tcW w:w="2600" w:type="dxa"/>
@@ -9937,12 +9628,6 @@
         </w:tc>
       </w:tr>
       <w:tr>
-        <w:tblPrEx>
-          <w:tblCellMar>
-            <w:top w:w="0" w:type="dxa"/>
-            <w:bottom w:w="0" w:type="dxa"/>
-          </w:tblCellMar>
-        </w:tblPrEx>
         <w:tc>
           <w:tcPr>
             <w:tcW w:w="2600" w:type="dxa"/>
@@ -10094,12 +9779,6 @@
         </w:tc>
       </w:tr>
       <w:tr>
-        <w:tblPrEx>
-          <w:tblCellMar>
-            <w:top w:w="0" w:type="dxa"/>
-            <w:bottom w:w="0" w:type="dxa"/>
-          </w:tblCellMar>
-        </w:tblPrEx>
         <w:tc>
           <w:tcPr>
             <w:tcW w:w="2600" w:type="dxa"/>
@@ -10251,12 +9930,6 @@
         </w:tc>
       </w:tr>
       <w:tr>
-        <w:tblPrEx>
-          <w:tblCellMar>
-            <w:top w:w="0" w:type="dxa"/>
-            <w:bottom w:w="0" w:type="dxa"/>
-          </w:tblCellMar>
-        </w:tblPrEx>
         <w:tc>
           <w:tcPr>
             <w:tcW w:w="2600" w:type="dxa"/>
@@ -10775,12 +10448,6 @@
         <w:gridCol w:w="4060"/>
       </w:tblGrid>
       <w:tr>
-        <w:tblPrEx>
-          <w:tblCellMar>
-            <w:top w:w="0" w:type="dxa"/>
-            <w:bottom w:w="0" w:type="dxa"/>
-          </w:tblCellMar>
-        </w:tblPrEx>
         <w:tc>
           <w:tcPr>
             <w:tcW w:w="1400" w:type="dxa"/>
@@ -10958,12 +10625,6 @@
         </w:tc>
       </w:tr>
       <w:tr>
-        <w:tblPrEx>
-          <w:tblCellMar>
-            <w:top w:w="0" w:type="dxa"/>
-            <w:bottom w:w="0" w:type="dxa"/>
-          </w:tblCellMar>
-        </w:tblPrEx>
         <w:tc>
           <w:tcPr>
             <w:tcW w:w="1400" w:type="dxa"/>
@@ -11109,12 +10770,6 @@
         </w:tc>
       </w:tr>
       <w:tr>
-        <w:tblPrEx>
-          <w:tblCellMar>
-            <w:top w:w="0" w:type="dxa"/>
-            <w:bottom w:w="0" w:type="dxa"/>
-          </w:tblCellMar>
-        </w:tblPrEx>
         <w:tc>
           <w:tcPr>
             <w:tcW w:w="1400" w:type="dxa"/>
@@ -11260,12 +10915,6 @@
         </w:tc>
       </w:tr>
       <w:tr>
-        <w:tblPrEx>
-          <w:tblCellMar>
-            <w:top w:w="0" w:type="dxa"/>
-            <w:bottom w:w="0" w:type="dxa"/>
-          </w:tblCellMar>
-        </w:tblPrEx>
         <w:tc>
           <w:tcPr>
             <w:tcW w:w="1400" w:type="dxa"/>
@@ -11411,12 +11060,6 @@
         </w:tc>
       </w:tr>
       <w:tr>
-        <w:tblPrEx>
-          <w:tblCellMar>
-            <w:top w:w="0" w:type="dxa"/>
-            <w:bottom w:w="0" w:type="dxa"/>
-          </w:tblCellMar>
-        </w:tblPrEx>
         <w:tc>
           <w:tcPr>
             <w:tcW w:w="1400" w:type="dxa"/>
@@ -11562,12 +11205,6 @@
         </w:tc>
       </w:tr>
       <w:tr>
-        <w:tblPrEx>
-          <w:tblCellMar>
-            <w:top w:w="0" w:type="dxa"/>
-            <w:bottom w:w="0" w:type="dxa"/>
-          </w:tblCellMar>
-        </w:tblPrEx>
         <w:tc>
           <w:tcPr>
             <w:tcW w:w="1400" w:type="dxa"/>
